--- a/src/main/resources/faq/FAQ_EGC.docx
+++ b/src/main/resources/faq/FAQ_EGC.docx
@@ -220,7 +220,7 @@
         <w:spacing w:after="100"/>
       </w:pPr>
       <w:r>
-        <w:t xml:space="preserve">Внутренняя валюта клуба. За выполненные квесты начисляются EXC и XP — сразу после того, как квест засчитан (автоматически или модератором). При выводе в рубли курс плавающий: по номиналу 100 EXC = 1 ₽, но фактическая сумма умножается на коэффициент клуба, который показан в разделе «Магазин».</w:t>
+        <w:t>Внутренняя валюта клуба. За выполненные квесты начисляются EXC и XP — сразу после того, как квест засчитан (автоматически или модератором). При выводе в рубли курс плавающий: по номиналу 100 EXC = 1 ₽, но фактическая сумма умножается на коэффициент клуба (курс фонда), который виден в «Кошельке» (Баланс) и на экране вывода.</w:t>
       </w:r>
     </w:p>
     <w:p>
@@ -556,7 +556,7 @@
         <w:spacing w:after="100"/>
       </w:pPr>
       <w:r>
-        <w:t xml:space="preserve">Раздел «Кошелёк», вывод. Способы: рубли (по реквизитам банка), GRAM/TON на кошелёк и Telegram Stars. Перед выводом в профиле должны быть указаны страна и возраст, а номер телефона подтверждён (бот один раз попросит им поделиться). Минимальная сумма — 5 000 EXC. Можно подать одну заявку на вывод в сутки. Заявки обрабатываются в течение 24 часов, подписчики EGC Pass — в приоритете.</w:t>
+        <w:t>«Кошелёк» → «Баланс» → «💸 Вывести EXC». Способы: рубли (по реквизитам банка), GRAM/TON на кошелёк и Telegram Stars. Перед выводом в профиле должны быть указаны страна и возраст, а номер телефона подтверждён (бот один раз попросит им поделиться). Минимальная сумма — 5 000 EXC. Можно подать одну заявку на вывод в сутки. Заявки обрабатываются в течение 24 часов, подписчики EGC Pass — в приоритете.</w:t>
       </w:r>
     </w:p>
     <w:p>
@@ -577,6 +577,26 @@
       </w:pPr>
       <w:r>
         <w:t xml:space="preserve">Да, это месячный лимит, и он растёт вместе с уровнем (XP). Новичок (до 1 000 XP) — 10 000 EXC в месяц, Игрок (от 1 000 XP) — 25 000, Ветеран (от 5 000 XP) — 50 000, Элита (от 15 000 XP) — 80 000, Легенда (от 35 000 XP) — 100 000, Герой EXPERIENCE и выше (от 75 000 XP) — 150 000. Остаток лимита показан в «Кошельке».</w:t>
+      </w:r>
+    </w:p>
+    <w:p>
+      <w:pPr>
+        <w:spacing w:after="60" w:before="180"/>
+      </w:pPr>
+      <w:r>
+        <w:rPr>
+          <w:b/>
+          <w:bCs/>
+        </w:rPr>
+        <w:t>❓ Что такое курс фонда и стоит ли ждать 100%?</w:t>
+      </w:r>
+    </w:p>
+    <w:p>
+      <w:pPr>
+        <w:spacing w:after="100"/>
+      </w:pPr>
+      <w:r>
+        <w:t>Курс фонда показывает, сколько рублей реально можно получить за EXC. Фонд — это деньги клуба, из которых платятся выводы: его пополняют доходы проекта (реклама, партнёрские программы, подписки), а каждый выплаченный вывод его уменьшает. Курс считается как деньги в фонде, делённые на все EXC на руках у игроков (по базе 100 EXC = 1 ₽). При 100% 1 000 EXC = 10 ₽, при 50% — 5 ₽. Курс пересчитывается раз в 4 часа, текущее значение видно в «Кошелёк → Баланс» и на экране вывода. Сумма считается в момент заявки на вывод. EXC не сгорают, но курс может как вырасти, так и снизиться, а срок возврата к 100% мы обещать не можем. Если деньги нужны, проще вывести сейчас по текущему курсу.</w:t>
       </w:r>
     </w:p>
     <w:p>

--- a/src/main/resources/faq/FAQ_EGC.docx
+++ b/src/main/resources/faq/FAQ_EGC.docx
@@ -597,6 +597,26 @@
       </w:pPr>
       <w:r>
         <w:t>Курс фонда показывает, сколько рублей реально можно получить за EXC. Фонд — это деньги клуба, из которых платятся выводы: его пополняют доходы проекта (реклама, партнёрские программы, подписки), а каждый выплаченный вывод его уменьшает. Курс считается как деньги в фонде, делённые на все EXC на руках у игроков (по базе 100 EXC = 1 ₽). При 100% 1 000 EXC = 10 ₽, при 50% — 5 ₽. Курс пересчитывается раз в 4 часа, текущее значение видно в «Кошелёк → Баланс» и на экране вывода. Сумма считается в момент заявки на вывод. EXC не сгорают, но курс может как вырасти, так и снизиться, а срок возврата к 100% мы обещать не можем. Если деньги нужны, проще вывести сейчас по текущему курсу.</w:t>
+      </w:r>
+    </w:p>
+    <w:p>
+      <w:pPr>
+        <w:spacing w:after="60" w:before="180"/>
+      </w:pPr>
+      <w:r>
+        <w:rPr>
+          <w:b/>
+          <w:bCs/>
+        </w:rPr>
+        <w:t>❓ Откуда берутся деньги для выплат и при чём тут реклама?</w:t>
+      </w:r>
+    </w:p>
+    <w:p>
+      <w:pPr>
+        <w:spacing w:after="100"/>
+      </w:pPr>
+      <w:r>
+        <w:t>Выплаты идут из фонда клуба. Его пополняют спонсоры, реклама и партнёрские программы, а выводы игроков его уменьшают. Чем больше фонд относительно EXC на руках у игроков, тем выше курс вывода. Спонсорские квесты, просмотры рекламы и реакция на рекламные посты показывают спонсорам, что аудитория живая, — поэтому они возвращаются и фонд растёт. Пока проект растёт, часть фонда пополняется и личными средствами владельца.</w:t>
       </w:r>
     </w:p>
     <w:p>

--- a/src/main/resources/faq/FAQ_EGC.docx
+++ b/src/main/resources/faq/FAQ_EGC.docx
@@ -616,7 +616,7 @@
         <w:spacing w:after="100"/>
       </w:pPr>
       <w:r>
-        <w:t>Выплаты идут из фонда клуба. Его пополняют спонсоры, реклама и партнёрские программы, а выводы игроков его уменьшают. Чем больше фонд относительно EXC на руках у игроков, тем выше курс вывода. Спонсорские квесты, просмотры рекламы и реакция на рекламные посты показывают спонсорам, что аудитория живая, — поэтому они возвращаются и фонд растёт. Пока проект растёт, часть фонда пополняется и личными средствами владельца.</w:t>
+        <w:t>Выплаты идут из фонда клуба. Его пополняют спонсоры, реклама и партнёрские программы, а выводы игроков его уменьшают. Чем больше фонд относительно EXC на руках у игроков, тем выше курс вывода. Спонсорские квесты, просмотры рекламы и реакция на рекламные посты показывают спонсорам, что аудитория живая, — поэтому они возвращаются и фонд растёт.</w:t>
       </w:r>
     </w:p>
     <w:p>
